--- a/Practical1/Lab1_C_24_Rashi_Karule_ML.docx
+++ b/Practical1/Lab1_C_24_Rashi_Karule_ML.docx
@@ -438,6 +438,8 @@
           <w:rFonts w:ascii="Barlow" w:cs="Barlow" w:eastAsia="Barlow" w:hAnsi="Barlow"/>
           <w:b w:val="1"/>
           <w:bCs w:val="1"/>
+          <w:color w:val="3d85c6"/>
+          <w:u w:val="single"/>
         </w:rPr>
       </w:pPr>
       <w:r>
@@ -452,14 +454,13 @@
       <w:r>
         <w:rPr>
           <w:rFonts w:ascii="Barlow" w:cs="Barlow" w:eastAsia="Barlow" w:hAnsi="Barlow"/>
-          <w:rtl w:val="0"/>
-        </w:rPr>
-        <w:t xml:space="preserve">https://github.com/MeTa1212/ML-Lab/blob/main/Mehul_ML_Lab_1.ipynb</w:t>
-      </w:r>
-      <w:r>
-        <w:rPr>
-          <w:rtl w:val="0"/>
-        </w:rPr>
+          <w:b w:val="1"/>
+          <w:bCs w:val="1"/>
+          <w:color w:val="3d85c6"/>
+          <w:u w:val="single"/>
+          <w:rtl w:val="0"/>
+        </w:rPr>
+        <w:t xml:space="preserve">https://github.com/Rashi-Karule/ML/tree/main/Practical1</w:t>
       </w:r>
     </w:p>
     <w:p>
@@ -504,12 +505,12 @@
           <wp:inline distB="0" distT="0" distL="0" distR="0">
             <wp:extent cx="5731510" cy="1073150"/>
             <wp:effectExtent b="0" l="0" r="0" t="0"/>
-            <wp:docPr id="6" name="image2.png"/>
+            <wp:docPr id="6" name="image1.png"/>
             <a:graphic>
               <a:graphicData uri="http://schemas.openxmlformats.org/drawingml/2006/picture">
                 <pic:pic>
                   <pic:nvPicPr>
-                    <pic:cNvPr id="0" name="image2.png"/>
+                    <pic:cNvPr id="0" name="image1.png"/>
                     <pic:cNvPicPr preferRelativeResize="0"/>
                   </pic:nvPicPr>
                   <pic:blipFill>
@@ -562,12 +563,12 @@
           <wp:inline distB="0" distT="0" distL="0" distR="0">
             <wp:extent cx="3499969" cy="2302163"/>
             <wp:effectExtent b="0" l="0" r="0" t="0"/>
-            <wp:docPr id="8" name="image9.png"/>
+            <wp:docPr id="8" name="image3.png"/>
             <a:graphic>
               <a:graphicData uri="http://schemas.openxmlformats.org/drawingml/2006/picture">
                 <pic:pic>
                   <pic:nvPicPr>
-                    <pic:cNvPr id="0" name="image9.png"/>
+                    <pic:cNvPr id="0" name="image3.png"/>
                     <pic:cNvPicPr preferRelativeResize="0"/>
                   </pic:nvPicPr>
                   <pic:blipFill>
@@ -672,12 +673,12 @@
           <wp:inline distB="0" distT="0" distL="0" distR="0">
             <wp:extent cx="3987638" cy="2030930"/>
             <wp:effectExtent b="0" l="0" r="0" t="0"/>
-            <wp:docPr id="7" name="image6.png"/>
+            <wp:docPr id="7" name="image15.png"/>
             <a:graphic>
               <a:graphicData uri="http://schemas.openxmlformats.org/drawingml/2006/picture">
                 <pic:pic>
                   <pic:nvPicPr>
-                    <pic:cNvPr id="0" name="image6.png"/>
+                    <pic:cNvPr id="0" name="image15.png"/>
                     <pic:cNvPicPr preferRelativeResize="0"/>
                   </pic:nvPicPr>
                   <pic:blipFill>
@@ -782,12 +783,12 @@
           <wp:inline distB="0" distT="0" distL="0" distR="0">
             <wp:extent cx="5731510" cy="546100"/>
             <wp:effectExtent b="0" l="0" r="0" t="0"/>
-            <wp:docPr id="10" name="image1.png"/>
+            <wp:docPr id="10" name="image6.png"/>
             <a:graphic>
               <a:graphicData uri="http://schemas.openxmlformats.org/drawingml/2006/picture">
                 <pic:pic>
                   <pic:nvPicPr>
-                    <pic:cNvPr id="0" name="image1.png"/>
+                    <pic:cNvPr id="0" name="image6.png"/>
                     <pic:cNvPicPr preferRelativeResize="0"/>
                   </pic:nvPicPr>
                   <pic:blipFill>
@@ -897,12 +898,12 @@
           <wp:inline distB="0" distT="0" distL="0" distR="0">
             <wp:extent cx="4201111" cy="4010585"/>
             <wp:effectExtent b="0" l="0" r="0" t="0"/>
-            <wp:docPr id="9" name="image5.png"/>
+            <wp:docPr id="9" name="image7.png"/>
             <a:graphic>
               <a:graphicData uri="http://schemas.openxmlformats.org/drawingml/2006/picture">
                 <pic:pic>
                   <pic:nvPicPr>
-                    <pic:cNvPr id="0" name="image5.png"/>
+                    <pic:cNvPr id="0" name="image7.png"/>
                     <pic:cNvPicPr preferRelativeResize="0"/>
                   </pic:nvPicPr>
                   <pic:blipFill>
@@ -1067,12 +1068,12 @@
           <wp:inline distB="0" distT="0" distL="0" distR="0">
             <wp:extent cx="4703576" cy="2157413"/>
             <wp:effectExtent b="0" l="0" r="0" t="0"/>
-            <wp:docPr id="12" name="image19.png"/>
+            <wp:docPr id="12" name="image25.png"/>
             <a:graphic>
               <a:graphicData uri="http://schemas.openxmlformats.org/drawingml/2006/picture">
                 <pic:pic>
                   <pic:nvPicPr>
-                    <pic:cNvPr id="0" name="image19.png"/>
+                    <pic:cNvPr id="0" name="image25.png"/>
                     <pic:cNvPicPr preferRelativeResize="0"/>
                   </pic:nvPicPr>
                   <pic:blipFill>
@@ -1312,12 +1313,12 @@
           <wp:inline distB="0" distT="0" distL="0" distR="0">
             <wp:extent cx="5731510" cy="2059305"/>
             <wp:effectExtent b="0" l="0" r="0" t="0"/>
-            <wp:docPr id="11" name="image21.png"/>
+            <wp:docPr id="11" name="image5.png"/>
             <a:graphic>
               <a:graphicData uri="http://schemas.openxmlformats.org/drawingml/2006/picture">
                 <pic:pic>
                   <pic:nvPicPr>
-                    <pic:cNvPr id="0" name="image21.png"/>
+                    <pic:cNvPr id="0" name="image5.png"/>
                     <pic:cNvPicPr preferRelativeResize="0"/>
                   </pic:nvPicPr>
                   <pic:blipFill>
@@ -1595,12 +1596,12 @@
           <wp:inline distB="0" distT="0" distL="0" distR="0">
             <wp:extent cx="5731510" cy="2711450"/>
             <wp:effectExtent b="0" l="0" r="0" t="0"/>
-            <wp:docPr id="14" name="image15.png"/>
+            <wp:docPr id="14" name="image13.png"/>
             <a:graphic>
               <a:graphicData uri="http://schemas.openxmlformats.org/drawingml/2006/picture">
                 <pic:pic>
                   <pic:nvPicPr>
-                    <pic:cNvPr id="0" name="image15.png"/>
+                    <pic:cNvPr id="0" name="image13.png"/>
                     <pic:cNvPicPr preferRelativeResize="0"/>
                   </pic:nvPicPr>
                   <pic:blipFill>
@@ -1762,12 +1763,12 @@
           <wp:inline distB="0" distT="0" distL="0" distR="0">
             <wp:extent cx="5731510" cy="509905"/>
             <wp:effectExtent b="0" l="0" r="0" t="0"/>
-            <wp:docPr id="13" name="image11.png"/>
+            <wp:docPr id="13" name="image14.png"/>
             <a:graphic>
               <a:graphicData uri="http://schemas.openxmlformats.org/drawingml/2006/picture">
                 <pic:pic>
                   <pic:nvPicPr>
-                    <pic:cNvPr id="0" name="image11.png"/>
+                    <pic:cNvPr id="0" name="image14.png"/>
                     <pic:cNvPicPr preferRelativeResize="0"/>
                   </pic:nvPicPr>
                   <pic:blipFill>
@@ -1969,12 +1970,12 @@
           <wp:inline distB="0" distT="0" distL="0" distR="0">
             <wp:extent cx="5731510" cy="2335530"/>
             <wp:effectExtent b="0" l="0" r="0" t="0"/>
-            <wp:docPr id="17" name="image8.png"/>
+            <wp:docPr id="17" name="image2.png"/>
             <a:graphic>
               <a:graphicData uri="http://schemas.openxmlformats.org/drawingml/2006/picture">
                 <pic:pic>
                   <pic:nvPicPr>
-                    <pic:cNvPr id="0" name="image8.png"/>
+                    <pic:cNvPr id="0" name="image2.png"/>
                     <pic:cNvPicPr preferRelativeResize="0"/>
                   </pic:nvPicPr>
                   <pic:blipFill>
@@ -2176,12 +2177,12 @@
           <wp:inline distB="0" distT="0" distL="0" distR="0">
             <wp:extent cx="4876865" cy="3391545"/>
             <wp:effectExtent b="0" l="0" r="0" t="0"/>
-            <wp:docPr id="15" name="image4.png"/>
+            <wp:docPr id="15" name="image10.png"/>
             <a:graphic>
               <a:graphicData uri="http://schemas.openxmlformats.org/drawingml/2006/picture">
                 <pic:pic>
                   <pic:nvPicPr>
-                    <pic:cNvPr id="0" name="image4.png"/>
+                    <pic:cNvPr id="0" name="image10.png"/>
                     <pic:cNvPicPr preferRelativeResize="0"/>
                   </pic:nvPicPr>
                   <pic:blipFill>
@@ -2316,12 +2317,12 @@
           <wp:inline distB="0" distT="0" distL="0" distR="0">
             <wp:extent cx="5731510" cy="2086610"/>
             <wp:effectExtent b="0" l="0" r="0" t="0"/>
-            <wp:docPr id="16" name="image7.png"/>
+            <wp:docPr id="16" name="image9.png"/>
             <a:graphic>
               <a:graphicData uri="http://schemas.openxmlformats.org/drawingml/2006/picture">
                 <pic:pic>
                   <pic:nvPicPr>
-                    <pic:cNvPr id="0" name="image7.png"/>
+                    <pic:cNvPr id="0" name="image9.png"/>
                     <pic:cNvPicPr preferRelativeResize="0"/>
                   </pic:nvPicPr>
                   <pic:blipFill>
@@ -2561,12 +2562,12 @@
           <wp:inline distB="0" distT="0" distL="0" distR="0">
             <wp:extent cx="2958940" cy="1806310"/>
             <wp:effectExtent b="0" l="0" r="0" t="0"/>
-            <wp:docPr id="18" name="image10.png"/>
+            <wp:docPr id="18" name="image4.png"/>
             <a:graphic>
               <a:graphicData uri="http://schemas.openxmlformats.org/drawingml/2006/picture">
                 <pic:pic>
                   <pic:nvPicPr>
-                    <pic:cNvPr id="0" name="image10.png"/>
+                    <pic:cNvPr id="0" name="image4.png"/>
                     <pic:cNvPicPr preferRelativeResize="0"/>
                   </pic:nvPicPr>
                   <pic:blipFill>
@@ -2723,12 +2724,12 @@
           <wp:inline distB="0" distT="0" distL="0" distR="0">
             <wp:extent cx="2494290" cy="1767780"/>
             <wp:effectExtent b="0" l="0" r="0" t="0"/>
-            <wp:docPr id="19" name="image17.png"/>
+            <wp:docPr id="19" name="image16.png"/>
             <a:graphic>
               <a:graphicData uri="http://schemas.openxmlformats.org/drawingml/2006/picture">
                 <pic:pic>
                   <pic:nvPicPr>
-                    <pic:cNvPr id="0" name="image17.png"/>
+                    <pic:cNvPr id="0" name="image16.png"/>
                     <pic:cNvPicPr preferRelativeResize="0"/>
                   </pic:nvPicPr>
                   <pic:blipFill>
@@ -2885,12 +2886,12 @@
           <wp:inline distB="0" distT="0" distL="0" distR="0">
             <wp:extent cx="3828671" cy="2561213"/>
             <wp:effectExtent b="0" l="0" r="0" t="0"/>
-            <wp:docPr id="20" name="image13.png"/>
+            <wp:docPr id="20" name="image24.png"/>
             <a:graphic>
               <a:graphicData uri="http://schemas.openxmlformats.org/drawingml/2006/picture">
                 <pic:pic>
                   <pic:nvPicPr>
-                    <pic:cNvPr id="0" name="image13.png"/>
+                    <pic:cNvPr id="0" name="image24.png"/>
                     <pic:cNvPicPr preferRelativeResize="0"/>
                   </pic:nvPicPr>
                   <pic:blipFill>
@@ -3086,12 +3087,12 @@
           <wp:inline distB="0" distT="0" distL="0" distR="0">
             <wp:extent cx="4008998" cy="1129501"/>
             <wp:effectExtent b="0" l="0" r="0" t="0"/>
-            <wp:docPr id="21" name="image12.png"/>
+            <wp:docPr id="21" name="image18.png"/>
             <a:graphic>
               <a:graphicData uri="http://schemas.openxmlformats.org/drawingml/2006/picture">
                 <pic:pic>
                   <pic:nvPicPr>
-                    <pic:cNvPr id="0" name="image12.png"/>
+                    <pic:cNvPr id="0" name="image18.png"/>
                     <pic:cNvPicPr preferRelativeResize="0"/>
                   </pic:nvPicPr>
                   <pic:blipFill>
@@ -3519,12 +3520,12 @@
           <wp:inline distB="0" distT="0" distL="0" distR="0">
             <wp:extent cx="3494907" cy="2222941"/>
             <wp:effectExtent b="0" l="0" r="0" t="0"/>
-            <wp:docPr id="22" name="image16.png"/>
+            <wp:docPr id="22" name="image20.png"/>
             <a:graphic>
               <a:graphicData uri="http://schemas.openxmlformats.org/drawingml/2006/picture">
                 <pic:pic>
                   <pic:nvPicPr>
-                    <pic:cNvPr id="0" name="image16.png"/>
+                    <pic:cNvPr id="0" name="image20.png"/>
                     <pic:cNvPicPr preferRelativeResize="0"/>
                   </pic:nvPicPr>
                   <pic:blipFill>
@@ -3729,12 +3730,12 @@
           <wp:inline distB="0" distT="0" distL="0" distR="0">
             <wp:extent cx="3981515" cy="2187936"/>
             <wp:effectExtent b="0" l="0" r="0" t="0"/>
-            <wp:docPr id="23" name="image18.png"/>
+            <wp:docPr id="23" name="image19.png"/>
             <a:graphic>
               <a:graphicData uri="http://schemas.openxmlformats.org/drawingml/2006/picture">
                 <pic:pic>
                   <pic:nvPicPr>
-                    <pic:cNvPr id="0" name="image18.png"/>
+                    <pic:cNvPr id="0" name="image19.png"/>
                     <pic:cNvPicPr preferRelativeResize="0"/>
                   </pic:nvPicPr>
                   <pic:blipFill>
@@ -3938,12 +3939,12 @@
           <wp:inline distB="0" distT="0" distL="0" distR="0">
             <wp:extent cx="3396207" cy="2176719"/>
             <wp:effectExtent b="0" l="0" r="0" t="0"/>
-            <wp:docPr id="24" name="image24.png"/>
+            <wp:docPr id="24" name="image17.png"/>
             <a:graphic>
               <a:graphicData uri="http://schemas.openxmlformats.org/drawingml/2006/picture">
                 <pic:pic>
                   <pic:nvPicPr>
-                    <pic:cNvPr id="0" name="image24.png"/>
+                    <pic:cNvPr id="0" name="image17.png"/>
                     <pic:cNvPicPr preferRelativeResize="0"/>
                   </pic:nvPicPr>
                   <pic:blipFill>
@@ -4145,12 +4146,12 @@
           <wp:inline distB="0" distT="0" distL="0" distR="0">
             <wp:extent cx="5731510" cy="3105150"/>
             <wp:effectExtent b="0" l="0" r="0" t="0"/>
-            <wp:docPr id="25" name="image23.png"/>
+            <wp:docPr id="25" name="image21.png"/>
             <a:graphic>
               <a:graphicData uri="http://schemas.openxmlformats.org/drawingml/2006/picture">
                 <pic:pic>
                   <pic:nvPicPr>
-                    <pic:cNvPr id="0" name="image23.png"/>
+                    <pic:cNvPr id="0" name="image21.png"/>
                     <pic:cNvPicPr preferRelativeResize="0"/>
                   </pic:nvPicPr>
                   <pic:blipFill>
@@ -4273,12 +4274,12 @@
           <wp:inline distB="0" distT="0" distL="0" distR="0">
             <wp:extent cx="5731510" cy="4777105"/>
             <wp:effectExtent b="0" l="0" r="0" t="0"/>
-            <wp:docPr id="1" name="image25.png"/>
+            <wp:docPr id="1" name="image11.png"/>
             <a:graphic>
               <a:graphicData uri="http://schemas.openxmlformats.org/drawingml/2006/picture">
                 <pic:pic>
                   <pic:nvPicPr>
-                    <pic:cNvPr id="0" name="image25.png"/>
+                    <pic:cNvPr id="0" name="image11.png"/>
                     <pic:cNvPicPr preferRelativeResize="0"/>
                   </pic:nvPicPr>
                   <pic:blipFill>
@@ -4474,12 +4475,12 @@
           <wp:inline distB="0" distT="0" distL="0" distR="0">
             <wp:extent cx="5731510" cy="5755005"/>
             <wp:effectExtent b="0" l="0" r="0" t="0"/>
-            <wp:docPr id="2" name="image20.png"/>
+            <wp:docPr id="2" name="image12.png"/>
             <a:graphic>
               <a:graphicData uri="http://schemas.openxmlformats.org/drawingml/2006/picture">
                 <pic:pic>
                   <pic:nvPicPr>
-                    <pic:cNvPr id="0" name="image20.png"/>
+                    <pic:cNvPr id="0" name="image12.png"/>
                     <pic:cNvPicPr preferRelativeResize="0"/>
                   </pic:nvPicPr>
                   <pic:blipFill>
@@ -4675,12 +4676,12 @@
           <wp:inline distB="0" distT="0" distL="0" distR="0">
             <wp:extent cx="5731510" cy="1557655"/>
             <wp:effectExtent b="0" l="0" r="0" t="0"/>
-            <wp:docPr id="3" name="image14.png"/>
+            <wp:docPr id="3" name="image22.png"/>
             <a:graphic>
               <a:graphicData uri="http://schemas.openxmlformats.org/drawingml/2006/picture">
                 <pic:pic>
                   <pic:nvPicPr>
-                    <pic:cNvPr id="0" name="image14.png"/>
+                    <pic:cNvPr id="0" name="image22.png"/>
                     <pic:cNvPicPr preferRelativeResize="0"/>
                   </pic:nvPicPr>
                   <pic:blipFill>
@@ -5031,12 +5032,12 @@
           <wp:inline distB="0" distT="0" distL="0" distR="0">
             <wp:extent cx="3277057" cy="609685"/>
             <wp:effectExtent b="0" l="0" r="0" t="0"/>
-            <wp:docPr id="4" name="image22.png"/>
+            <wp:docPr id="4" name="image23.png"/>
             <a:graphic>
               <a:graphicData uri="http://schemas.openxmlformats.org/drawingml/2006/picture">
                 <pic:pic>
                   <pic:nvPicPr>
-                    <pic:cNvPr id="0" name="image22.png"/>
+                    <pic:cNvPr id="0" name="image23.png"/>
                     <pic:cNvPicPr preferRelativeResize="0"/>
                   </pic:nvPicPr>
                   <pic:blipFill>
@@ -5597,12 +5598,12 @@
           <wp:inline distB="0" distT="0" distL="0" distR="0">
             <wp:extent cx="5731510" cy="1091565"/>
             <wp:effectExtent b="0" l="0" r="0" t="0"/>
-            <wp:docPr id="5" name="image3.png"/>
+            <wp:docPr id="5" name="image8.png"/>
             <a:graphic>
               <a:graphicData uri="http://schemas.openxmlformats.org/drawingml/2006/picture">
                 <pic:pic>
                   <pic:nvPicPr>
-                    <pic:cNvPr id="0" name="image3.png"/>
+                    <pic:cNvPr id="0" name="image8.png"/>
                     <pic:cNvPicPr preferRelativeResize="0"/>
                   </pic:nvPicPr>
                   <pic:blipFill>
